--- a/referats/Экономика_Задание_07_Госрегулирование_долг.docx
+++ b/referats/Экономика_Задание_07_Госрегулирование_долг.docx
@@ -187,7 +187,7 @@
           <w:b w:val="0"/>
           <w:sz w:val="28"/>
         </w:rPr>
-        <w:t>студенты гр. ……..</w:t>
+        <w:t>студенты гр. ПИ-Б24-1</w:t>
       </w:r>
     </w:p>
     <w:p>

--- a/referats/Экономика_Задание_07_Госрегулирование_долг.docx
+++ b/referats/Экономика_Задание_07_Госрегулирование_долг.docx
@@ -87,7 +87,7 @@
           <w:b w:val="0"/>
           <w:sz w:val="28"/>
         </w:rPr>
-        <w:t>Дисциплина: «Экономическая теория»</w:t>
+        <w:t>Дисциплина: «Экономика»</w:t>
       </w:r>
     </w:p>
     <w:p>
@@ -112,7 +112,7 @@
           <w:b w:val="0"/>
           <w:sz w:val="28"/>
         </w:rPr>
-        <w:t>Реферат к зачету</w:t>
+        <w:t>Задача</w:t>
       </w:r>
     </w:p>
     <w:p>
@@ -125,7 +125,7 @@
           <w:b w:val="0"/>
           <w:sz w:val="28"/>
         </w:rPr>
-        <w:t>Тема реферата: Государственное регулирование экономики. Долг и бюджет</w:t>
+        <w:t>Тема: Государственное регулирование экономики</w:t>
       </w:r>
     </w:p>
     <w:p>
@@ -287,7 +287,7 @@
       <w:pPr>
         <w:spacing w:lineRule="auto" w:line="360" w:after="120"/>
         <w:ind w:firstLine="0"/>
-        <w:jc w:val="center"/>
+        <w:jc w:val="both"/>
       </w:pPr>
       <w:r>
         <w:rPr>
@@ -295,14 +295,14 @@
           <w:b/>
           <w:sz w:val="28"/>
         </w:rPr>
-        <w:t>Содержание</w:t>
+        <w:t>Задача 1</w:t>
       </w:r>
     </w:p>
     <w:p>
       <w:pPr>
         <w:spacing w:lineRule="auto" w:line="360" w:after="0"/>
-        <w:ind w:firstLine="0"/>
-        <w:jc w:val="left"/>
+        <w:ind w:firstLine="709"/>
+        <w:jc w:val="both"/>
       </w:pPr>
       <w:r>
         <w:rPr>
@@ -310,14 +310,14 @@
           <w:b w:val="0"/>
           <w:sz w:val="28"/>
         </w:rPr>
-        <w:t>Введение</w:t>
+        <w:t>Дано: G = 500, Y = 2000, T = 0,4Y = 800, TR = 0,2Y = 400, D = 1000, r = 10%.</w:t>
       </w:r>
     </w:p>
     <w:p>
       <w:pPr>
         <w:spacing w:lineRule="auto" w:line="360" w:after="0"/>
-        <w:ind w:firstLine="0"/>
-        <w:jc w:val="left"/>
+        <w:ind w:firstLine="709"/>
+        <w:jc w:val="both"/>
       </w:pPr>
       <w:r>
         <w:rPr>
@@ -325,14 +325,14 @@
           <w:b w:val="0"/>
           <w:sz w:val="28"/>
         </w:rPr>
-        <w:t>1. Государственный долг и бюджетное сальдо</w:t>
+        <w:t>Проценты i = 100. Сальдо = 800 − 500 − 400 − 100 = −200.</w:t>
       </w:r>
     </w:p>
     <w:p>
       <w:pPr>
         <w:spacing w:lineRule="auto" w:line="360" w:after="0"/>
-        <w:ind w:firstLine="0"/>
-        <w:jc w:val="left"/>
+        <w:ind w:firstLine="709"/>
+        <w:jc w:val="both"/>
       </w:pPr>
       <w:r>
         <w:rPr>
@@ -340,72 +340,7 @@
           <w:b w:val="0"/>
           <w:sz w:val="28"/>
         </w:rPr>
-        <w:t>2. Решение задачи 1</w:t>
-      </w:r>
-    </w:p>
-    <w:p>
-      <w:pPr>
-        <w:spacing w:lineRule="auto" w:line="360" w:after="0"/>
-        <w:ind w:firstLine="0"/>
-        <w:jc w:val="left"/>
-      </w:pPr>
-      <w:r>
-        <w:rPr>
-          <w:rFonts w:ascii="Times New Roman" w:hAnsi="Times New Roman" w:eastAsia="Times New Roman"/>
-          <w:b w:val="0"/>
-          <w:sz w:val="28"/>
-        </w:rPr>
-        <w:t>3. Решение задачи 2</w:t>
-      </w:r>
-    </w:p>
-    <w:p>
-      <w:pPr>
-        <w:spacing w:lineRule="auto" w:line="360" w:after="0"/>
-        <w:ind w:firstLine="0"/>
-        <w:jc w:val="left"/>
-      </w:pPr>
-      <w:r>
-        <w:rPr>
-          <w:rFonts w:ascii="Times New Roman" w:hAnsi="Times New Roman" w:eastAsia="Times New Roman"/>
-          <w:b w:val="0"/>
-          <w:sz w:val="28"/>
-        </w:rPr>
-        <w:t>4. Управление государственным долгом</w:t>
-      </w:r>
-    </w:p>
-    <w:p>
-      <w:pPr>
-        <w:spacing w:lineRule="auto" w:line="360" w:after="0"/>
-        <w:ind w:firstLine="0"/>
-        <w:jc w:val="left"/>
-      </w:pPr>
-      <w:r>
-        <w:rPr>
-          <w:rFonts w:ascii="Times New Roman" w:hAnsi="Times New Roman" w:eastAsia="Times New Roman"/>
-          <w:b w:val="0"/>
-          <w:sz w:val="28"/>
-        </w:rPr>
-        <w:t>Заключение</w:t>
-      </w:r>
-    </w:p>
-    <w:p>
-      <w:pPr>
-        <w:spacing w:lineRule="auto" w:line="360" w:after="0"/>
-        <w:ind w:firstLine="0"/>
-        <w:jc w:val="left"/>
-      </w:pPr>
-      <w:r>
-        <w:rPr>
-          <w:rFonts w:ascii="Times New Roman" w:hAnsi="Times New Roman" w:eastAsia="Times New Roman"/>
-          <w:b w:val="0"/>
-          <w:sz w:val="28"/>
-        </w:rPr>
-        <w:t>Список литературы</w:t>
-      </w:r>
-    </w:p>
-    <w:p>
-      <w:r>
-        <w:br w:type="page"/>
+        <w:t>Ответ: дефицит бюджета 200 у. е.</w:t>
       </w:r>
     </w:p>
     <w:p>
@@ -420,7 +355,7 @@
           <w:b/>
           <w:sz w:val="28"/>
         </w:rPr>
-        <w:t>Введение</w:t>
+        <w:t>Задача 2</w:t>
       </w:r>
     </w:p>
     <w:p>
@@ -435,7 +370,7 @@
           <w:b w:val="0"/>
           <w:sz w:val="28"/>
         </w:rPr>
-        <w:t>Экономическая теория изучает закономерности функционирования рыночной системы и механизмы принятия решений экономическими субъектами. Понимание базовых категорий микро- и макроэкономики необходимо для анализа реальных рыночных процессов, оценки последствий государственного вмешательства и прогнозирования поведения потребителей и производителей.</w:t>
+        <w:t>Дано: D0 = 2000, r = 8%, G = 1500, TR = 1000, T = 2000, Y = 5000.</w:t>
       </w:r>
     </w:p>
     <w:p>
@@ -450,7 +385,7 @@
           <w:b w:val="0"/>
           <w:sz w:val="28"/>
         </w:rPr>
-        <w:t>В современных условиях российская экономика сочетает элементы рыночной конкуренции с активной ролью государства. Это предопределяет повышенное значение анализа спроса и предложения, эластичности, рыночного равновесия и бюджетной политики. Теоретические положения, рассмотренные в настоящей работе, позволяют системно подойти к решению практических задач и сформировать целостное представление об исследуемой проблеме.</w:t>
+        <w:t>Проценты i = 160. Дефицит = 1500 + 1000 + 160 − 2000 = 660.</w:t>
       </w:r>
     </w:p>
     <w:p>
@@ -465,7 +400,7 @@
           <w:b w:val="0"/>
           <w:sz w:val="28"/>
         </w:rPr>
-        <w:t>Цель реферата — раскрыть теоретическое содержание темы, показать практическое значение рассматриваемых категорий и продемонстрировать умение применять экономический аппарат при решении конкретных задач. В работе использованы положения отечественных и зарубежных учебников по экономической теории, а также нормативные акты, регулирующие экономические отношения в Российской Федерации.</w:t>
+        <w:t>D1 = 2660. Бремя долга = 2660 / 5000 = 53,2% ВНП.</w:t>
       </w:r>
     </w:p>
     <w:p>
@@ -480,1507 +415,7 @@
           <w:b w:val="0"/>
           <w:sz w:val="28"/>
         </w:rPr>
-        <w:t>Анализ рассматриваемых экономических категорий позволяет глубже понять логику рыночного механизма. Теоретические модели, несмотря на упрощения, дают ценные ориентиры для интерпретации реальных данных и оценки экономической политики.</w:t>
-      </w:r>
-    </w:p>
-    <w:p>
-      <w:pPr>
-        <w:spacing w:lineRule="auto" w:line="360" w:after="0"/>
-        <w:ind w:firstLine="709"/>
-        <w:jc w:val="both"/>
-      </w:pPr>
-      <w:r>
-        <w:rPr>
-          <w:rFonts w:ascii="Times New Roman" w:hAnsi="Times New Roman" w:eastAsia="Times New Roman"/>
-          <w:b w:val="0"/>
-          <w:sz w:val="28"/>
-        </w:rPr>
-        <w:t>Российская экономика характеризуется сочетанием рыночных институтов с сильной ролью государства. Это требует особого внимания к вопросам бюджетной устойчивости, инфляции и социальной защиты населения.</w:t>
-      </w:r>
-    </w:p>
-    <w:p>
-      <w:pPr>
-        <w:spacing w:lineRule="auto" w:line="360" w:after="0"/>
-        <w:ind w:firstLine="709"/>
-        <w:jc w:val="both"/>
-      </w:pPr>
-      <w:r>
-        <w:rPr>
-          <w:rFonts w:ascii="Times New Roman" w:hAnsi="Times New Roman" w:eastAsia="Times New Roman"/>
-          <w:b w:val="0"/>
-          <w:sz w:val="28"/>
-        </w:rPr>
-        <w:t>Анализ рассматриваемых экономических категорий позволяет глубже понять логику рыночного механизма. Теоретические модели, несмотря на упрощения, дают ценные ориентиры для интерпретации реальных данных и оценки экономической политики.</w:t>
-      </w:r>
-    </w:p>
-    <w:p>
-      <w:pPr>
-        <w:spacing w:lineRule="auto" w:line="360" w:after="0"/>
-        <w:ind w:firstLine="709"/>
-        <w:jc w:val="both"/>
-      </w:pPr>
-      <w:r>
-        <w:rPr>
-          <w:rFonts w:ascii="Times New Roman" w:hAnsi="Times New Roman" w:eastAsia="Times New Roman"/>
-          <w:b w:val="0"/>
-          <w:sz w:val="28"/>
-        </w:rPr>
-        <w:t>Российская экономика характеризуется сочетанием рыночных институтов с сильной ролью государства. Это требует особого внимания к вопросам бюджетной устойчивости, инфляции и социальной защиты населения.</w:t>
-      </w:r>
-    </w:p>
-    <w:p>
-      <w:pPr>
-        <w:spacing w:lineRule="auto" w:line="360" w:after="0"/>
-        <w:ind w:firstLine="709"/>
-        <w:jc w:val="both"/>
-      </w:pPr>
-      <w:r>
-        <w:rPr>
-          <w:rFonts w:ascii="Times New Roman" w:hAnsi="Times New Roman" w:eastAsia="Times New Roman"/>
-          <w:b w:val="0"/>
-          <w:sz w:val="28"/>
-        </w:rPr>
-        <w:t>Анализ рассматриваемых экономических категорий позволяет глубже понять логику рыночного механизма. Теоретические модели, несмотря на упрощения, дают ценные ориентиры для интерпретации реальных данных и оценки экономической политики.</w:t>
-      </w:r>
-    </w:p>
-    <w:p>
-      <w:pPr>
-        <w:spacing w:lineRule="auto" w:line="360" w:after="0"/>
-        <w:ind w:firstLine="709"/>
-        <w:jc w:val="both"/>
-      </w:pPr>
-      <w:r>
-        <w:rPr>
-          <w:rFonts w:ascii="Times New Roman" w:hAnsi="Times New Roman" w:eastAsia="Times New Roman"/>
-          <w:b w:val="0"/>
-          <w:sz w:val="28"/>
-        </w:rPr>
-        <w:t>Российская экономика характеризуется сочетанием рыночных институтов с сильной ролью государства. Это требует особого внимания к вопросам бюджетной устойчивости, инфляции и социальной защиты населения.</w:t>
-      </w:r>
-    </w:p>
-    <w:p>
-      <w:pPr>
-        <w:spacing w:lineRule="auto" w:line="360" w:after="0"/>
-        <w:ind w:firstLine="709"/>
-        <w:jc w:val="both"/>
-      </w:pPr>
-      <w:r>
-        <w:rPr>
-          <w:rFonts w:ascii="Times New Roman" w:hAnsi="Times New Roman" w:eastAsia="Times New Roman"/>
-          <w:b w:val="0"/>
-          <w:sz w:val="28"/>
-        </w:rPr>
-        <w:t>Анализ рассматриваемых экономических категорий позволяет глубже понять логику рыночного механизма. Теоретические модели, несмотря на упрощения, дают ценные ориентиры для интерпретации реальных данных и оценки экономической политики.</w:t>
-      </w:r>
-    </w:p>
-    <w:p>
-      <w:pPr>
-        <w:spacing w:lineRule="auto" w:line="360" w:after="0"/>
-        <w:ind w:firstLine="709"/>
-        <w:jc w:val="both"/>
-      </w:pPr>
-      <w:r>
-        <w:rPr>
-          <w:rFonts w:ascii="Times New Roman" w:hAnsi="Times New Roman" w:eastAsia="Times New Roman"/>
-          <w:b w:val="0"/>
-          <w:sz w:val="28"/>
-        </w:rPr>
-        <w:t>Российская экономика характеризуется сочетанием рыночных институтов с сильной ролью государства. Это требует особого внимания к вопросам бюджетной устойчивости, инфляции и социальной защиты населения.</w:t>
-      </w:r>
-    </w:p>
-    <w:p>
-      <w:pPr>
-        <w:spacing w:lineRule="auto" w:line="360" w:after="0"/>
-        <w:ind w:firstLine="709"/>
-        <w:jc w:val="both"/>
-      </w:pPr>
-      <w:r>
-        <w:rPr>
-          <w:rFonts w:ascii="Times New Roman" w:hAnsi="Times New Roman" w:eastAsia="Times New Roman"/>
-          <w:b w:val="0"/>
-          <w:sz w:val="28"/>
-        </w:rPr>
-        <w:t>Анализ рассматриваемых экономических категорий позволяет глубже понять логику рыночного механизма. Теоретические модели, несмотря на упрощения, дают ценные ориентиры для интерпретации реальных данных и оценки экономической политики.</w:t>
-      </w:r>
-    </w:p>
-    <w:p>
-      <w:pPr>
-        <w:spacing w:lineRule="auto" w:line="360" w:after="0"/>
-        <w:ind w:firstLine="709"/>
-        <w:jc w:val="both"/>
-      </w:pPr>
-      <w:r>
-        <w:rPr>
-          <w:rFonts w:ascii="Times New Roman" w:hAnsi="Times New Roman" w:eastAsia="Times New Roman"/>
-          <w:b w:val="0"/>
-          <w:sz w:val="28"/>
-        </w:rPr>
-        <w:t>Российская экономика характеризуется сочетанием рыночных институтов с сильной ролью государства. Это требует особого внимания к вопросам бюджетной устойчивости, инфляции и социальной защиты населения.</w:t>
-      </w:r>
-    </w:p>
-    <w:p>
-      <w:pPr>
-        <w:spacing w:lineRule="auto" w:line="360" w:after="0"/>
-        <w:ind w:firstLine="709"/>
-        <w:jc w:val="both"/>
-      </w:pPr>
-      <w:r>
-        <w:rPr>
-          <w:rFonts w:ascii="Times New Roman" w:hAnsi="Times New Roman" w:eastAsia="Times New Roman"/>
-          <w:b w:val="0"/>
-          <w:sz w:val="28"/>
-        </w:rPr>
-        <w:t>Анализ рассматриваемых экономических категорий позволяет глубже понять логику рыночного механизма. Теоретические модели, несмотря на упрощения, дают ценные ориентиры для интерпретации реальных данных и оценки экономической политики.</w:t>
-      </w:r>
-    </w:p>
-    <w:p>
-      <w:pPr>
-        <w:spacing w:lineRule="auto" w:line="360" w:after="0"/>
-        <w:ind w:firstLine="709"/>
-        <w:jc w:val="both"/>
-      </w:pPr>
-      <w:r>
-        <w:rPr>
-          <w:rFonts w:ascii="Times New Roman" w:hAnsi="Times New Roman" w:eastAsia="Times New Roman"/>
-          <w:b w:val="0"/>
-          <w:sz w:val="28"/>
-        </w:rPr>
-        <w:t>Российская экономика характеризуется сочетанием рыночных институтов с сильной ролью государства. Это требует особого внимания к вопросам бюджетной устойчивости, инфляции и социальной защиты населения.</w:t>
-      </w:r>
-    </w:p>
-    <w:p>
-      <w:pPr>
-        <w:spacing w:lineRule="auto" w:line="360" w:after="0"/>
-        <w:ind w:firstLine="709"/>
-        <w:jc w:val="both"/>
-      </w:pPr>
-      <w:r>
-        <w:rPr>
-          <w:rFonts w:ascii="Times New Roman" w:hAnsi="Times New Roman" w:eastAsia="Times New Roman"/>
-          <w:b w:val="0"/>
-          <w:sz w:val="28"/>
-        </w:rPr>
-        <w:t>Анализ рассматриваемых экономических категорий позволяет глубже понять логику рыночного механизма. Теоретические модели, несмотря на упрощения, дают ценные ориентиры для интерпретации реальных данных и оценки экономической политики.</w:t>
-      </w:r>
-    </w:p>
-    <w:p>
-      <w:pPr>
-        <w:spacing w:lineRule="auto" w:line="360" w:after="120"/>
-        <w:ind w:firstLine="0"/>
-        <w:jc w:val="both"/>
-      </w:pPr>
-      <w:r>
-        <w:rPr>
-          <w:rFonts w:ascii="Times New Roman" w:hAnsi="Times New Roman" w:eastAsia="Times New Roman"/>
-          <w:b/>
-          <w:sz w:val="28"/>
-        </w:rPr>
-        <w:t>1. Государственный долг и бюджетное сальдо</w:t>
-      </w:r>
-    </w:p>
-    <w:p>
-      <w:pPr>
-        <w:spacing w:lineRule="auto" w:line="360" w:after="0"/>
-        <w:ind w:firstLine="709"/>
-        <w:jc w:val="both"/>
-      </w:pPr>
-      <w:r>
-        <w:rPr>
-          <w:rFonts w:ascii="Times New Roman" w:hAnsi="Times New Roman" w:eastAsia="Times New Roman"/>
-          <w:b w:val="0"/>
-          <w:sz w:val="28"/>
-        </w:rPr>
-        <w:t>Государственный долг — совокупность задолженности государства перед внутренними и внешними кредиторами. Обслуживание долга (выплата процентов) составляет значительную часть бюджетных расходов.</w:t>
-      </w:r>
-    </w:p>
-    <w:p>
-      <w:pPr>
-        <w:spacing w:lineRule="auto" w:line="360" w:after="0"/>
-        <w:ind w:firstLine="709"/>
-        <w:jc w:val="both"/>
-      </w:pPr>
-      <w:r>
-        <w:rPr>
-          <w:rFonts w:ascii="Times New Roman" w:hAnsi="Times New Roman" w:eastAsia="Times New Roman"/>
-          <w:b w:val="0"/>
-          <w:sz w:val="28"/>
-        </w:rPr>
-        <w:t>Первичное сальдо бюджета не учитывает процентные платежи и отражает текущую фискальную политику. Общее сальдо включает все расходы, включая проценты по долгу.</w:t>
-      </w:r>
-    </w:p>
-    <w:p>
-      <w:pPr>
-        <w:spacing w:lineRule="auto" w:line="360" w:after="0"/>
-        <w:ind w:firstLine="709"/>
-        <w:jc w:val="both"/>
-      </w:pPr>
-      <w:r>
-        <w:rPr>
-          <w:rFonts w:ascii="Times New Roman" w:hAnsi="Times New Roman" w:eastAsia="Times New Roman"/>
-          <w:b w:val="0"/>
-          <w:sz w:val="28"/>
-        </w:rPr>
-        <w:t>Бремя долга (debt burden) — отношение государственного долга к ВВП (ВНП), показывающее масштаб долговой нагрузки на экономику.</w:t>
-      </w:r>
-    </w:p>
-    <w:p>
-      <w:pPr>
-        <w:spacing w:lineRule="auto" w:line="360" w:after="0"/>
-        <w:ind w:firstLine="709"/>
-        <w:jc w:val="both"/>
-      </w:pPr>
-      <w:r>
-        <w:rPr>
-          <w:rFonts w:ascii="Times New Roman" w:hAnsi="Times New Roman" w:eastAsia="Times New Roman"/>
-          <w:b w:val="0"/>
-          <w:sz w:val="28"/>
-        </w:rPr>
-        <w:t>В условиях глобализации и цифровизации экономики традиционные представления о спросе, предложении и равновесии дополняются новыми факторами: электронной коммерцией, платформенными рынками, алгоритмическим ценообразованием.</w:t>
-      </w:r>
-    </w:p>
-    <w:p>
-      <w:pPr>
-        <w:spacing w:lineRule="auto" w:line="360" w:after="0"/>
-        <w:ind w:firstLine="709"/>
-        <w:jc w:val="both"/>
-      </w:pPr>
-      <w:r>
-        <w:rPr>
-          <w:rFonts w:ascii="Times New Roman" w:hAnsi="Times New Roman" w:eastAsia="Times New Roman"/>
-          <w:b w:val="0"/>
-          <w:sz w:val="28"/>
-        </w:rPr>
-        <w:t>Практическое применение экономического анализа находит отражение в деятельности предприятий, банков, государственных органов и международных организаций. Без понимания базовых закономерностей невозможно принимать обоснованные управленческие решения.</w:t>
-      </w:r>
-    </w:p>
-    <w:p>
-      <w:pPr>
-        <w:spacing w:lineRule="auto" w:line="360" w:after="0"/>
-        <w:ind w:firstLine="709"/>
-        <w:jc w:val="both"/>
-      </w:pPr>
-      <w:r>
-        <w:rPr>
-          <w:rFonts w:ascii="Times New Roman" w:hAnsi="Times New Roman" w:eastAsia="Times New Roman"/>
-          <w:b w:val="0"/>
-          <w:sz w:val="28"/>
-        </w:rPr>
-        <w:t>В условиях глобализации и цифровизации экономики традиционные представления о спросе, предложении и равновесии дополняются новыми факторами: электронной коммерцией, платформенными рынками, алгоритмическим ценообразованием.</w:t>
-      </w:r>
-    </w:p>
-    <w:p>
-      <w:pPr>
-        <w:spacing w:lineRule="auto" w:line="360" w:after="0"/>
-        <w:ind w:firstLine="709"/>
-        <w:jc w:val="both"/>
-      </w:pPr>
-      <w:r>
-        <w:rPr>
-          <w:rFonts w:ascii="Times New Roman" w:hAnsi="Times New Roman" w:eastAsia="Times New Roman"/>
-          <w:b w:val="0"/>
-          <w:sz w:val="28"/>
-        </w:rPr>
-        <w:t>Практическое применение экономического анализа находит отражение в деятельности предприятий, банков, государственных органов и международных организаций. Без понимания базовых закономерностей невозможно принимать обоснованные управленческие решения.</w:t>
-      </w:r>
-    </w:p>
-    <w:p>
-      <w:pPr>
-        <w:spacing w:lineRule="auto" w:line="360" w:after="0"/>
-        <w:ind w:firstLine="709"/>
-        <w:jc w:val="both"/>
-      </w:pPr>
-      <w:r>
-        <w:rPr>
-          <w:rFonts w:ascii="Times New Roman" w:hAnsi="Times New Roman" w:eastAsia="Times New Roman"/>
-          <w:b w:val="0"/>
-          <w:sz w:val="28"/>
-        </w:rPr>
-        <w:t>В условиях глобализации и цифровизации экономики традиционные представления о спросе, предложении и равновесии дополняются новыми факторами: электронной коммерцией, платформенными рынками, алгоритмическим ценообразованием.</w:t>
-      </w:r>
-    </w:p>
-    <w:p>
-      <w:pPr>
-        <w:spacing w:lineRule="auto" w:line="360" w:after="0"/>
-        <w:ind w:firstLine="709"/>
-        <w:jc w:val="both"/>
-      </w:pPr>
-      <w:r>
-        <w:rPr>
-          <w:rFonts w:ascii="Times New Roman" w:hAnsi="Times New Roman" w:eastAsia="Times New Roman"/>
-          <w:b w:val="0"/>
-          <w:sz w:val="28"/>
-        </w:rPr>
-        <w:t>Практическое применение экономического анализа находит отражение в деятельности предприятий, банков, государственных органов и международных организаций. Без понимания базовых закономерностей невозможно принимать обоснованные управленческие решения.</w:t>
-      </w:r>
-    </w:p>
-    <w:p>
-      <w:pPr>
-        <w:spacing w:lineRule="auto" w:line="360" w:after="0"/>
-        <w:ind w:firstLine="709"/>
-        <w:jc w:val="both"/>
-      </w:pPr>
-      <w:r>
-        <w:rPr>
-          <w:rFonts w:ascii="Times New Roman" w:hAnsi="Times New Roman" w:eastAsia="Times New Roman"/>
-          <w:b w:val="0"/>
-          <w:sz w:val="28"/>
-        </w:rPr>
-        <w:t>В условиях глобализации и цифровизации экономики традиционные представления о спросе, предложении и равновесии дополняются новыми факторами: электронной коммерцией, платформенными рынками, алгоритмическим ценообразованием.</w:t>
-      </w:r>
-    </w:p>
-    <w:p>
-      <w:pPr>
-        <w:spacing w:lineRule="auto" w:line="360" w:after="0"/>
-        <w:ind w:firstLine="709"/>
-        <w:jc w:val="both"/>
-      </w:pPr>
-      <w:r>
-        <w:rPr>
-          <w:rFonts w:ascii="Times New Roman" w:hAnsi="Times New Roman" w:eastAsia="Times New Roman"/>
-          <w:b w:val="0"/>
-          <w:sz w:val="28"/>
-        </w:rPr>
-        <w:t>Практическое применение экономического анализа находит отражение в деятельности предприятий, банков, государственных органов и международных организаций. Без понимания базовых закономерностей невозможно принимать обоснованные управленческие решения.</w:t>
-      </w:r>
-    </w:p>
-    <w:p>
-      <w:pPr>
-        <w:spacing w:lineRule="auto" w:line="360" w:after="0"/>
-        <w:ind w:firstLine="709"/>
-        <w:jc w:val="both"/>
-      </w:pPr>
-      <w:r>
-        <w:rPr>
-          <w:rFonts w:ascii="Times New Roman" w:hAnsi="Times New Roman" w:eastAsia="Times New Roman"/>
-          <w:b w:val="0"/>
-          <w:sz w:val="28"/>
-        </w:rPr>
-        <w:t>В условиях глобализации и цифровизации экономики традиционные представления о спросе, предложении и равновесии дополняются новыми факторами: электронной коммерцией, платформенными рынками, алгоритмическим ценообразованием.</w:t>
-      </w:r>
-    </w:p>
-    <w:p>
-      <w:pPr>
-        <w:spacing w:lineRule="auto" w:line="360" w:after="0"/>
-        <w:ind w:firstLine="709"/>
-        <w:jc w:val="both"/>
-      </w:pPr>
-      <w:r>
-        <w:rPr>
-          <w:rFonts w:ascii="Times New Roman" w:hAnsi="Times New Roman" w:eastAsia="Times New Roman"/>
-          <w:b w:val="0"/>
-          <w:sz w:val="28"/>
-        </w:rPr>
-        <w:t>Практическое применение экономического анализа находит отражение в деятельности предприятий, банков, государственных органов и международных организаций. Без понимания базовых закономерностей невозможно принимать обоснованные управленческие решения.</w:t>
-      </w:r>
-    </w:p>
-    <w:p>
-      <w:pPr>
-        <w:spacing w:lineRule="auto" w:line="360" w:after="0"/>
-        <w:ind w:firstLine="709"/>
-        <w:jc w:val="both"/>
-      </w:pPr>
-      <w:r>
-        <w:rPr>
-          <w:rFonts w:ascii="Times New Roman" w:hAnsi="Times New Roman" w:eastAsia="Times New Roman"/>
-          <w:b w:val="0"/>
-          <w:sz w:val="28"/>
-        </w:rPr>
-        <w:t>В условиях глобализации и цифровизации экономики традиционные представления о спросе, предложении и равновесии дополняются новыми факторами: электронной коммерцией, платформенными рынками, алгоритмическим ценообразованием.</w:t>
-      </w:r>
-    </w:p>
-    <w:p>
-      <w:pPr>
-        <w:spacing w:lineRule="auto" w:line="360" w:after="0"/>
-        <w:ind w:firstLine="709"/>
-        <w:jc w:val="both"/>
-      </w:pPr>
-      <w:r>
-        <w:rPr>
-          <w:rFonts w:ascii="Times New Roman" w:hAnsi="Times New Roman" w:eastAsia="Times New Roman"/>
-          <w:b w:val="0"/>
-          <w:sz w:val="28"/>
-        </w:rPr>
-        <w:t>Практическое применение экономического анализа находит отражение в деятельности предприятий, банков, государственных органов и международных организаций. Без понимания базовых закономерностей невозможно принимать обоснованные управленческие решения.</w:t>
-      </w:r>
-    </w:p>
-    <w:p>
-      <w:pPr>
-        <w:spacing w:lineRule="auto" w:line="360" w:after="0"/>
-        <w:ind w:firstLine="709"/>
-        <w:jc w:val="both"/>
-      </w:pPr>
-      <w:r>
-        <w:rPr>
-          <w:rFonts w:ascii="Times New Roman" w:hAnsi="Times New Roman" w:eastAsia="Times New Roman"/>
-          <w:b w:val="0"/>
-          <w:sz w:val="28"/>
-        </w:rPr>
-        <w:t>В условиях глобализации и цифровизации экономики традиционные представления о спросе, предложении и равновесии дополняются новыми факторами: электронной коммерцией, платформенными рынками, алгоритмическим ценообразованием.</w:t>
-      </w:r>
-    </w:p>
-    <w:p>
-      <w:pPr>
-        <w:spacing w:lineRule="auto" w:line="360" w:after="120"/>
-        <w:ind w:firstLine="0"/>
-        <w:jc w:val="both"/>
-      </w:pPr>
-      <w:r>
-        <w:rPr>
-          <w:rFonts w:ascii="Times New Roman" w:hAnsi="Times New Roman" w:eastAsia="Times New Roman"/>
-          <w:b/>
-          <w:sz w:val="28"/>
-        </w:rPr>
-        <w:t>2. Решение задачи 1</w:t>
-      </w:r>
-    </w:p>
-    <w:p>
-      <w:pPr>
-        <w:spacing w:lineRule="auto" w:line="360" w:after="0"/>
-        <w:ind w:firstLine="709"/>
-        <w:jc w:val="both"/>
-      </w:pPr>
-      <w:r>
-        <w:rPr>
-          <w:rFonts w:ascii="Times New Roman" w:hAnsi="Times New Roman" w:eastAsia="Times New Roman"/>
-          <w:b w:val="0"/>
-          <w:sz w:val="28"/>
-        </w:rPr>
-        <w:t>Дано: G = 500, Y = 2000, T = 0,4Y = 800, TR = 0,2Y = 400, D = 1000, r = 10%. Проценты i = 100.</w:t>
-      </w:r>
-    </w:p>
-    <w:p>
-      <w:pPr>
-        <w:spacing w:lineRule="auto" w:line="360" w:after="0"/>
-        <w:ind w:firstLine="709"/>
-        <w:jc w:val="both"/>
-      </w:pPr>
-      <w:r>
-        <w:rPr>
-          <w:rFonts w:ascii="Times New Roman" w:hAnsi="Times New Roman" w:eastAsia="Times New Roman"/>
-          <w:b w:val="0"/>
-          <w:sz w:val="28"/>
-        </w:rPr>
-        <w:t>Сальдо бюджета = T − G − TR − i = 800 − 500 − 400 − 100 = −200 у. е. Бюджет дефицитный.</w:t>
-      </w:r>
-    </w:p>
-    <w:p>
-      <w:pPr>
-        <w:spacing w:lineRule="auto" w:line="360" w:after="0"/>
-        <w:ind w:firstLine="709"/>
-        <w:jc w:val="both"/>
-      </w:pPr>
-      <w:r>
-        <w:rPr>
-          <w:rFonts w:ascii="Times New Roman" w:hAnsi="Times New Roman" w:eastAsia="Times New Roman"/>
-          <w:b w:val="0"/>
-          <w:sz w:val="28"/>
-        </w:rPr>
-        <w:t>Российская экономика характеризуется сочетанием рыночных институтов с сильной ролью государства. Это требует особого внимания к вопросам бюджетной устойчивости, инфляции и социальной защиты населения.</w:t>
-      </w:r>
-    </w:p>
-    <w:p>
-      <w:pPr>
-        <w:spacing w:lineRule="auto" w:line="360" w:after="0"/>
-        <w:ind w:firstLine="709"/>
-        <w:jc w:val="both"/>
-      </w:pPr>
-      <w:r>
-        <w:rPr>
-          <w:rFonts w:ascii="Times New Roman" w:hAnsi="Times New Roman" w:eastAsia="Times New Roman"/>
-          <w:b w:val="0"/>
-          <w:sz w:val="28"/>
-        </w:rPr>
-        <w:t>Анализ рассматриваемых экономических категорий позволяет глубже понять логику рыночного механизма. Теоретические модели, несмотря на упрощения, дают ценные ориентиры для интерпретации реальных данных и оценки экономической политики.</w:t>
-      </w:r>
-    </w:p>
-    <w:p>
-      <w:pPr>
-        <w:spacing w:lineRule="auto" w:line="360" w:after="0"/>
-        <w:ind w:firstLine="709"/>
-        <w:jc w:val="both"/>
-      </w:pPr>
-      <w:r>
-        <w:rPr>
-          <w:rFonts w:ascii="Times New Roman" w:hAnsi="Times New Roman" w:eastAsia="Times New Roman"/>
-          <w:b w:val="0"/>
-          <w:sz w:val="28"/>
-        </w:rPr>
-        <w:t>Российская экономика характеризуется сочетанием рыночных институтов с сильной ролью государства. Это требует особого внимания к вопросам бюджетной устойчивости, инфляции и социальной защиты населения.</w:t>
-      </w:r>
-    </w:p>
-    <w:p>
-      <w:pPr>
-        <w:spacing w:lineRule="auto" w:line="360" w:after="0"/>
-        <w:ind w:firstLine="709"/>
-        <w:jc w:val="both"/>
-      </w:pPr>
-      <w:r>
-        <w:rPr>
-          <w:rFonts w:ascii="Times New Roman" w:hAnsi="Times New Roman" w:eastAsia="Times New Roman"/>
-          <w:b w:val="0"/>
-          <w:sz w:val="28"/>
-        </w:rPr>
-        <w:t>Анализ рассматриваемых экономических категорий позволяет глубже понять логику рыночного механизма. Теоретические модели, несмотря на упрощения, дают ценные ориентиры для интерпретации реальных данных и оценки экономической политики.</w:t>
-      </w:r>
-    </w:p>
-    <w:p>
-      <w:pPr>
-        <w:spacing w:lineRule="auto" w:line="360" w:after="0"/>
-        <w:ind w:firstLine="709"/>
-        <w:jc w:val="both"/>
-      </w:pPr>
-      <w:r>
-        <w:rPr>
-          <w:rFonts w:ascii="Times New Roman" w:hAnsi="Times New Roman" w:eastAsia="Times New Roman"/>
-          <w:b w:val="0"/>
-          <w:sz w:val="28"/>
-        </w:rPr>
-        <w:t>Российская экономика характеризуется сочетанием рыночных институтов с сильной ролью государства. Это требует особого внимания к вопросам бюджетной устойчивости, инфляции и социальной защиты населения.</w:t>
-      </w:r>
-    </w:p>
-    <w:p>
-      <w:pPr>
-        <w:spacing w:lineRule="auto" w:line="360" w:after="0"/>
-        <w:ind w:firstLine="709"/>
-        <w:jc w:val="both"/>
-      </w:pPr>
-      <w:r>
-        <w:rPr>
-          <w:rFonts w:ascii="Times New Roman" w:hAnsi="Times New Roman" w:eastAsia="Times New Roman"/>
-          <w:b w:val="0"/>
-          <w:sz w:val="28"/>
-        </w:rPr>
-        <w:t>Анализ рассматриваемых экономических категорий позволяет глубже понять логику рыночного механизма. Теоретические модели, несмотря на упрощения, дают ценные ориентиры для интерпретации реальных данных и оценки экономической политики.</w:t>
-      </w:r>
-    </w:p>
-    <w:p>
-      <w:pPr>
-        <w:spacing w:lineRule="auto" w:line="360" w:after="0"/>
-        <w:ind w:firstLine="709"/>
-        <w:jc w:val="both"/>
-      </w:pPr>
-      <w:r>
-        <w:rPr>
-          <w:rFonts w:ascii="Times New Roman" w:hAnsi="Times New Roman" w:eastAsia="Times New Roman"/>
-          <w:b w:val="0"/>
-          <w:sz w:val="28"/>
-        </w:rPr>
-        <w:t>Российская экономика характеризуется сочетанием рыночных институтов с сильной ролью государства. Это требует особого внимания к вопросам бюджетной устойчивости, инфляции и социальной защиты населения.</w:t>
-      </w:r>
-    </w:p>
-    <w:p>
-      <w:pPr>
-        <w:spacing w:lineRule="auto" w:line="360" w:after="0"/>
-        <w:ind w:firstLine="709"/>
-        <w:jc w:val="both"/>
-      </w:pPr>
-      <w:r>
-        <w:rPr>
-          <w:rFonts w:ascii="Times New Roman" w:hAnsi="Times New Roman" w:eastAsia="Times New Roman"/>
-          <w:b w:val="0"/>
-          <w:sz w:val="28"/>
-        </w:rPr>
-        <w:t>Анализ рассматриваемых экономических категорий позволяет глубже понять логику рыночного механизма. Теоретические модели, несмотря на упрощения, дают ценные ориентиры для интерпретации реальных данных и оценки экономической политики.</w:t>
-      </w:r>
-    </w:p>
-    <w:p>
-      <w:pPr>
-        <w:spacing w:lineRule="auto" w:line="360" w:after="0"/>
-        <w:ind w:firstLine="709"/>
-        <w:jc w:val="both"/>
-      </w:pPr>
-      <w:r>
-        <w:rPr>
-          <w:rFonts w:ascii="Times New Roman" w:hAnsi="Times New Roman" w:eastAsia="Times New Roman"/>
-          <w:b w:val="0"/>
-          <w:sz w:val="28"/>
-        </w:rPr>
-        <w:t>Российская экономика характеризуется сочетанием рыночных институтов с сильной ролью государства. Это требует особого внимания к вопросам бюджетной устойчивости, инфляции и социальной защиты населения.</w:t>
-      </w:r>
-    </w:p>
-    <w:p>
-      <w:pPr>
-        <w:spacing w:lineRule="auto" w:line="360" w:after="0"/>
-        <w:ind w:firstLine="709"/>
-        <w:jc w:val="both"/>
-      </w:pPr>
-      <w:r>
-        <w:rPr>
-          <w:rFonts w:ascii="Times New Roman" w:hAnsi="Times New Roman" w:eastAsia="Times New Roman"/>
-          <w:b w:val="0"/>
-          <w:sz w:val="28"/>
-        </w:rPr>
-        <w:t>Анализ рассматриваемых экономических категорий позволяет глубже понять логику рыночного механизма. Теоретические модели, несмотря на упрощения, дают ценные ориентиры для интерпретации реальных данных и оценки экономической политики.</w:t>
-      </w:r>
-    </w:p>
-    <w:p>
-      <w:pPr>
-        <w:spacing w:lineRule="auto" w:line="360" w:after="0"/>
-        <w:ind w:firstLine="709"/>
-        <w:jc w:val="both"/>
-      </w:pPr>
-      <w:r>
-        <w:rPr>
-          <w:rFonts w:ascii="Times New Roman" w:hAnsi="Times New Roman" w:eastAsia="Times New Roman"/>
-          <w:b w:val="0"/>
-          <w:sz w:val="28"/>
-        </w:rPr>
-        <w:t>Российская экономика характеризуется сочетанием рыночных институтов с сильной ролью государства. Это требует особого внимания к вопросам бюджетной устойчивости, инфляции и социальной защиты населения.</w:t>
-      </w:r>
-    </w:p>
-    <w:p>
-      <w:pPr>
-        <w:spacing w:lineRule="auto" w:line="360" w:after="0"/>
-        <w:ind w:firstLine="709"/>
-        <w:jc w:val="both"/>
-      </w:pPr>
-      <w:r>
-        <w:rPr>
-          <w:rFonts w:ascii="Times New Roman" w:hAnsi="Times New Roman" w:eastAsia="Times New Roman"/>
-          <w:b w:val="0"/>
-          <w:sz w:val="28"/>
-        </w:rPr>
-        <w:t>Анализ рассматриваемых экономических категорий позволяет глубже понять логику рыночного механизма. Теоретические модели, несмотря на упрощения, дают ценные ориентиры для интерпретации реальных данных и оценки экономической политики.</w:t>
-      </w:r>
-    </w:p>
-    <w:p>
-      <w:pPr>
-        <w:spacing w:lineRule="auto" w:line="360" w:after="0"/>
-        <w:ind w:firstLine="709"/>
-        <w:jc w:val="both"/>
-      </w:pPr>
-      <w:r>
-        <w:rPr>
-          <w:rFonts w:ascii="Times New Roman" w:hAnsi="Times New Roman" w:eastAsia="Times New Roman"/>
-          <w:b w:val="0"/>
-          <w:sz w:val="28"/>
-        </w:rPr>
-        <w:t>Российская экономика характеризуется сочетанием рыночных институтов с сильной ролью государства. Это требует особого внимания к вопросам бюджетной устойчивости, инфляции и социальной защиты населения.</w:t>
-      </w:r>
-    </w:p>
-    <w:p>
-      <w:pPr>
-        <w:spacing w:lineRule="auto" w:line="360" w:after="120"/>
-        <w:ind w:firstLine="0"/>
-        <w:jc w:val="both"/>
-      </w:pPr>
-      <w:r>
-        <w:rPr>
-          <w:rFonts w:ascii="Times New Roman" w:hAnsi="Times New Roman" w:eastAsia="Times New Roman"/>
-          <w:b/>
-          <w:sz w:val="28"/>
-        </w:rPr>
-        <w:t>3. Решение задачи 2</w:t>
-      </w:r>
-    </w:p>
-    <w:p>
-      <w:pPr>
-        <w:spacing w:lineRule="auto" w:line="360" w:after="0"/>
-        <w:ind w:firstLine="709"/>
-        <w:jc w:val="both"/>
-      </w:pPr>
-      <w:r>
-        <w:rPr>
-          <w:rFonts w:ascii="Times New Roman" w:hAnsi="Times New Roman" w:eastAsia="Times New Roman"/>
-          <w:b w:val="0"/>
-          <w:sz w:val="28"/>
-        </w:rPr>
-        <w:t>Дано: D0 = 2000, r = 8%, G = 1500, TR = 0,2 · 5000 = 1000, T = 0,4 · 5000 = 2000, Y = 5000.</w:t>
-      </w:r>
-    </w:p>
-    <w:p>
-      <w:pPr>
-        <w:spacing w:lineRule="auto" w:line="360" w:after="0"/>
-        <w:ind w:firstLine="709"/>
-        <w:jc w:val="both"/>
-      </w:pPr>
-      <w:r>
-        <w:rPr>
-          <w:rFonts w:ascii="Times New Roman" w:hAnsi="Times New Roman" w:eastAsia="Times New Roman"/>
-          <w:b w:val="0"/>
-          <w:sz w:val="28"/>
-        </w:rPr>
-        <w:t>Проценты: i = 0,08 · 2000 = 160. Дефицит бюджета: G + TR + i − T = 1500 + 1000 + 160 − 2000 = 660.</w:t>
-      </w:r>
-    </w:p>
-    <w:p>
-      <w:pPr>
-        <w:spacing w:lineRule="auto" w:line="360" w:after="0"/>
-        <w:ind w:firstLine="709"/>
-        <w:jc w:val="both"/>
-      </w:pPr>
-      <w:r>
-        <w:rPr>
-          <w:rFonts w:ascii="Times New Roman" w:hAnsi="Times New Roman" w:eastAsia="Times New Roman"/>
-          <w:b w:val="0"/>
-          <w:sz w:val="28"/>
-        </w:rPr>
-        <w:t>Долг на конец года: D1 = 2000 + 660 = 2660 у. е. Бремя долга: 2660 / 5000 = 0,532 (53,2% ВНП).</w:t>
-      </w:r>
-    </w:p>
-    <w:p>
-      <w:pPr>
-        <w:spacing w:lineRule="auto" w:line="360" w:after="0"/>
-        <w:ind w:firstLine="709"/>
-        <w:jc w:val="both"/>
-      </w:pPr>
-      <w:r>
-        <w:rPr>
-          <w:rFonts w:ascii="Times New Roman" w:hAnsi="Times New Roman" w:eastAsia="Times New Roman"/>
-          <w:b w:val="0"/>
-          <w:sz w:val="28"/>
-        </w:rPr>
-        <w:t>Практическое применение экономического анализа находит отражение в деятельности предприятий, банков, государственных органов и международных организаций. Без понимания базовых закономерностей невозможно принимать обоснованные управленческие решения.</w:t>
-      </w:r>
-    </w:p>
-    <w:p>
-      <w:pPr>
-        <w:spacing w:lineRule="auto" w:line="360" w:after="0"/>
-        <w:ind w:firstLine="709"/>
-        <w:jc w:val="both"/>
-      </w:pPr>
-      <w:r>
-        <w:rPr>
-          <w:rFonts w:ascii="Times New Roman" w:hAnsi="Times New Roman" w:eastAsia="Times New Roman"/>
-          <w:b w:val="0"/>
-          <w:sz w:val="28"/>
-        </w:rPr>
-        <w:t>В условиях глобализации и цифровизации экономики традиционные представления о спросе, предложении и равновесии дополняются новыми факторами: электронной коммерцией, платформенными рынками, алгоритмическим ценообразованием.</w:t>
-      </w:r>
-    </w:p>
-    <w:p>
-      <w:pPr>
-        <w:spacing w:lineRule="auto" w:line="360" w:after="0"/>
-        <w:ind w:firstLine="709"/>
-        <w:jc w:val="both"/>
-      </w:pPr>
-      <w:r>
-        <w:rPr>
-          <w:rFonts w:ascii="Times New Roman" w:hAnsi="Times New Roman" w:eastAsia="Times New Roman"/>
-          <w:b w:val="0"/>
-          <w:sz w:val="28"/>
-        </w:rPr>
-        <w:t>Практическое применение экономического анализа находит отражение в деятельности предприятий, банков, государственных органов и международных организаций. Без понимания базовых закономерностей невозможно принимать обоснованные управленческие решения.</w:t>
-      </w:r>
-    </w:p>
-    <w:p>
-      <w:pPr>
-        <w:spacing w:lineRule="auto" w:line="360" w:after="0"/>
-        <w:ind w:firstLine="709"/>
-        <w:jc w:val="both"/>
-      </w:pPr>
-      <w:r>
-        <w:rPr>
-          <w:rFonts w:ascii="Times New Roman" w:hAnsi="Times New Roman" w:eastAsia="Times New Roman"/>
-          <w:b w:val="0"/>
-          <w:sz w:val="28"/>
-        </w:rPr>
-        <w:t>В условиях глобализации и цифровизации экономики традиционные представления о спросе, предложении и равновесии дополняются новыми факторами: электронной коммерцией, платформенными рынками, алгоритмическим ценообразованием.</w:t>
-      </w:r>
-    </w:p>
-    <w:p>
-      <w:pPr>
-        <w:spacing w:lineRule="auto" w:line="360" w:after="0"/>
-        <w:ind w:firstLine="709"/>
-        <w:jc w:val="both"/>
-      </w:pPr>
-      <w:r>
-        <w:rPr>
-          <w:rFonts w:ascii="Times New Roman" w:hAnsi="Times New Roman" w:eastAsia="Times New Roman"/>
-          <w:b w:val="0"/>
-          <w:sz w:val="28"/>
-        </w:rPr>
-        <w:t>Практическое применение экономического анализа находит отражение в деятельности предприятий, банков, государственных органов и международных организаций. Без понимания базовых закономерностей невозможно принимать обоснованные управленческие решения.</w:t>
-      </w:r>
-    </w:p>
-    <w:p>
-      <w:pPr>
-        <w:spacing w:lineRule="auto" w:line="360" w:after="0"/>
-        <w:ind w:firstLine="709"/>
-        <w:jc w:val="both"/>
-      </w:pPr>
-      <w:r>
-        <w:rPr>
-          <w:rFonts w:ascii="Times New Roman" w:hAnsi="Times New Roman" w:eastAsia="Times New Roman"/>
-          <w:b w:val="0"/>
-          <w:sz w:val="28"/>
-        </w:rPr>
-        <w:t>В условиях глобализации и цифровизации экономики традиционные представления о спросе, предложении и равновесии дополняются новыми факторами: электронной коммерцией, платформенными рынками, алгоритмическим ценообразованием.</w:t>
-      </w:r>
-    </w:p>
-    <w:p>
-      <w:pPr>
-        <w:spacing w:lineRule="auto" w:line="360" w:after="0"/>
-        <w:ind w:firstLine="709"/>
-        <w:jc w:val="both"/>
-      </w:pPr>
-      <w:r>
-        <w:rPr>
-          <w:rFonts w:ascii="Times New Roman" w:hAnsi="Times New Roman" w:eastAsia="Times New Roman"/>
-          <w:b w:val="0"/>
-          <w:sz w:val="28"/>
-        </w:rPr>
-        <w:t>Практическое применение экономического анализа находит отражение в деятельности предприятий, банков, государственных органов и международных организаций. Без понимания базовых закономерностей невозможно принимать обоснованные управленческие решения.</w:t>
-      </w:r>
-    </w:p>
-    <w:p>
-      <w:pPr>
-        <w:spacing w:lineRule="auto" w:line="360" w:after="0"/>
-        <w:ind w:firstLine="709"/>
-        <w:jc w:val="both"/>
-      </w:pPr>
-      <w:r>
-        <w:rPr>
-          <w:rFonts w:ascii="Times New Roman" w:hAnsi="Times New Roman" w:eastAsia="Times New Roman"/>
-          <w:b w:val="0"/>
-          <w:sz w:val="28"/>
-        </w:rPr>
-        <w:t>В условиях глобализации и цифровизации экономики традиционные представления о спросе, предложении и равновесии дополняются новыми факторами: электронной коммерцией, платформенными рынками, алгоритмическим ценообразованием.</w:t>
-      </w:r>
-    </w:p>
-    <w:p>
-      <w:pPr>
-        <w:spacing w:lineRule="auto" w:line="360" w:after="0"/>
-        <w:ind w:firstLine="709"/>
-        <w:jc w:val="both"/>
-      </w:pPr>
-      <w:r>
-        <w:rPr>
-          <w:rFonts w:ascii="Times New Roman" w:hAnsi="Times New Roman" w:eastAsia="Times New Roman"/>
-          <w:b w:val="0"/>
-          <w:sz w:val="28"/>
-        </w:rPr>
-        <w:t>Практическое применение экономического анализа находит отражение в деятельности предприятий, банков, государственных органов и международных организаций. Без понимания базовых закономерностей невозможно принимать обоснованные управленческие решения.</w:t>
-      </w:r>
-    </w:p>
-    <w:p>
-      <w:pPr>
-        <w:spacing w:lineRule="auto" w:line="360" w:after="0"/>
-        <w:ind w:firstLine="709"/>
-        <w:jc w:val="both"/>
-      </w:pPr>
-      <w:r>
-        <w:rPr>
-          <w:rFonts w:ascii="Times New Roman" w:hAnsi="Times New Roman" w:eastAsia="Times New Roman"/>
-          <w:b w:val="0"/>
-          <w:sz w:val="28"/>
-        </w:rPr>
-        <w:t>В условиях глобализации и цифровизации экономики традиционные представления о спросе, предложении и равновесии дополняются новыми факторами: электронной коммерцией, платформенными рынками, алгоритмическим ценообразованием.</w:t>
-      </w:r>
-    </w:p>
-    <w:p>
-      <w:pPr>
-        <w:spacing w:lineRule="auto" w:line="360" w:after="0"/>
-        <w:ind w:firstLine="709"/>
-        <w:jc w:val="both"/>
-      </w:pPr>
-      <w:r>
-        <w:rPr>
-          <w:rFonts w:ascii="Times New Roman" w:hAnsi="Times New Roman" w:eastAsia="Times New Roman"/>
-          <w:b w:val="0"/>
-          <w:sz w:val="28"/>
-        </w:rPr>
-        <w:t>Практическое применение экономического анализа находит отражение в деятельности предприятий, банков, государственных органов и международных организаций. Без понимания базовых закономерностей невозможно принимать обоснованные управленческие решения.</w:t>
-      </w:r>
-    </w:p>
-    <w:p>
-      <w:pPr>
-        <w:spacing w:lineRule="auto" w:line="360" w:after="0"/>
-        <w:ind w:firstLine="709"/>
-        <w:jc w:val="both"/>
-      </w:pPr>
-      <w:r>
-        <w:rPr>
-          <w:rFonts w:ascii="Times New Roman" w:hAnsi="Times New Roman" w:eastAsia="Times New Roman"/>
-          <w:b w:val="0"/>
-          <w:sz w:val="28"/>
-        </w:rPr>
-        <w:t>В условиях глобализации и цифровизации экономики традиционные представления о спросе, предложении и равновесии дополняются новыми факторами: электронной коммерцией, платформенными рынками, алгоритмическим ценообразованием.</w:t>
-      </w:r>
-    </w:p>
-    <w:p>
-      <w:pPr>
-        <w:spacing w:lineRule="auto" w:line="360" w:after="0"/>
-        <w:ind w:firstLine="709"/>
-        <w:jc w:val="both"/>
-      </w:pPr>
-      <w:r>
-        <w:rPr>
-          <w:rFonts w:ascii="Times New Roman" w:hAnsi="Times New Roman" w:eastAsia="Times New Roman"/>
-          <w:b w:val="0"/>
-          <w:sz w:val="28"/>
-        </w:rPr>
-        <w:t>Практическое применение экономического анализа находит отражение в деятельности предприятий, банков, государственных органов и международных организаций. Без понимания базовых закономерностей невозможно принимать обоснованные управленческие решения.</w:t>
-      </w:r>
-    </w:p>
-    <w:p>
-      <w:pPr>
-        <w:spacing w:lineRule="auto" w:line="360" w:after="120"/>
-        <w:ind w:firstLine="0"/>
-        <w:jc w:val="both"/>
-      </w:pPr>
-      <w:r>
-        <w:rPr>
-          <w:rFonts w:ascii="Times New Roman" w:hAnsi="Times New Roman" w:eastAsia="Times New Roman"/>
-          <w:b/>
-          <w:sz w:val="28"/>
-        </w:rPr>
-        <w:t>4. Управление государственным долгом</w:t>
-      </w:r>
-    </w:p>
-    <w:p>
-      <w:pPr>
-        <w:spacing w:lineRule="auto" w:line="360" w:after="0"/>
-        <w:ind w:firstLine="709"/>
-        <w:jc w:val="both"/>
-      </w:pPr>
-      <w:r>
-        <w:rPr>
-          <w:rFonts w:ascii="Times New Roman" w:hAnsi="Times New Roman" w:eastAsia="Times New Roman"/>
-          <w:b w:val="0"/>
-          <w:sz w:val="28"/>
-        </w:rPr>
-        <w:t>Высокий уровень долга ограничивает возможности фискальной политики и повышает риски финансовой нестабильности. Государство должно балансировать между стимулированием экономики и долговой устойчивостью.</w:t>
-      </w:r>
-    </w:p>
-    <w:p>
-      <w:pPr>
-        <w:spacing w:lineRule="auto" w:line="360" w:after="0"/>
-        <w:ind w:firstLine="709"/>
-        <w:jc w:val="both"/>
-      </w:pPr>
-      <w:r>
-        <w:rPr>
-          <w:rFonts w:ascii="Times New Roman" w:hAnsi="Times New Roman" w:eastAsia="Times New Roman"/>
-          <w:b w:val="0"/>
-          <w:sz w:val="28"/>
-        </w:rPr>
-        <w:t>Рефинансирование долга, изменение структуры заимствований и рост экономики способствуют снижению бремени долга без обязательного сокращения номинальной задолженности.</w:t>
-      </w:r>
-    </w:p>
-    <w:p>
-      <w:pPr>
-        <w:spacing w:lineRule="auto" w:line="360" w:after="0"/>
-        <w:ind w:firstLine="709"/>
-        <w:jc w:val="both"/>
-      </w:pPr>
-      <w:r>
-        <w:rPr>
-          <w:rFonts w:ascii="Times New Roman" w:hAnsi="Times New Roman" w:eastAsia="Times New Roman"/>
-          <w:b w:val="0"/>
-          <w:sz w:val="28"/>
-        </w:rPr>
-        <w:t>Анализ рассматриваемых экономических категорий позволяет глубже понять логику рыночного механизма. Теоретические модели, несмотря на упрощения, дают ценные ориентиры для интерпретации реальных данных и оценки экономической политики.</w:t>
-      </w:r>
-    </w:p>
-    <w:p>
-      <w:pPr>
-        <w:spacing w:lineRule="auto" w:line="360" w:after="0"/>
-        <w:ind w:firstLine="709"/>
-        <w:jc w:val="both"/>
-      </w:pPr>
-      <w:r>
-        <w:rPr>
-          <w:rFonts w:ascii="Times New Roman" w:hAnsi="Times New Roman" w:eastAsia="Times New Roman"/>
-          <w:b w:val="0"/>
-          <w:sz w:val="28"/>
-        </w:rPr>
-        <w:t>Российская экономика характеризуется сочетанием рыночных институтов с сильной ролью государства. Это требует особого внимания к вопросам бюджетной устойчивости, инфляции и социальной защиты населения.</w:t>
-      </w:r>
-    </w:p>
-    <w:p>
-      <w:pPr>
-        <w:spacing w:lineRule="auto" w:line="360" w:after="0"/>
-        <w:ind w:firstLine="709"/>
-        <w:jc w:val="both"/>
-      </w:pPr>
-      <w:r>
-        <w:rPr>
-          <w:rFonts w:ascii="Times New Roman" w:hAnsi="Times New Roman" w:eastAsia="Times New Roman"/>
-          <w:b w:val="0"/>
-          <w:sz w:val="28"/>
-        </w:rPr>
-        <w:t>Анализ рассматриваемых экономических категорий позволяет глубже понять логику рыночного механизма. Теоретические модели, несмотря на упрощения, дают ценные ориентиры для интерпретации реальных данных и оценки экономической политики.</w:t>
-      </w:r>
-    </w:p>
-    <w:p>
-      <w:pPr>
-        <w:spacing w:lineRule="auto" w:line="360" w:after="0"/>
-        <w:ind w:firstLine="709"/>
-        <w:jc w:val="both"/>
-      </w:pPr>
-      <w:r>
-        <w:rPr>
-          <w:rFonts w:ascii="Times New Roman" w:hAnsi="Times New Roman" w:eastAsia="Times New Roman"/>
-          <w:b w:val="0"/>
-          <w:sz w:val="28"/>
-        </w:rPr>
-        <w:t>Российская экономика характеризуется сочетанием рыночных институтов с сильной ролью государства. Это требует особого внимания к вопросам бюджетной устойчивости, инфляции и социальной защиты населения.</w:t>
-      </w:r>
-    </w:p>
-    <w:p>
-      <w:pPr>
-        <w:spacing w:lineRule="auto" w:line="360" w:after="0"/>
-        <w:ind w:firstLine="709"/>
-        <w:jc w:val="both"/>
-      </w:pPr>
-      <w:r>
-        <w:rPr>
-          <w:rFonts w:ascii="Times New Roman" w:hAnsi="Times New Roman" w:eastAsia="Times New Roman"/>
-          <w:b w:val="0"/>
-          <w:sz w:val="28"/>
-        </w:rPr>
-        <w:t>Анализ рассматриваемых экономических категорий позволяет глубже понять логику рыночного механизма. Теоретические модели, несмотря на упрощения, дают ценные ориентиры для интерпретации реальных данных и оценки экономической политики.</w:t>
-      </w:r>
-    </w:p>
-    <w:p>
-      <w:pPr>
-        <w:spacing w:lineRule="auto" w:line="360" w:after="0"/>
-        <w:ind w:firstLine="709"/>
-        <w:jc w:val="both"/>
-      </w:pPr>
-      <w:r>
-        <w:rPr>
-          <w:rFonts w:ascii="Times New Roman" w:hAnsi="Times New Roman" w:eastAsia="Times New Roman"/>
-          <w:b w:val="0"/>
-          <w:sz w:val="28"/>
-        </w:rPr>
-        <w:t>Российская экономика характеризуется сочетанием рыночных институтов с сильной ролью государства. Это требует особого внимания к вопросам бюджетной устойчивости, инфляции и социальной защиты населения.</w:t>
-      </w:r>
-    </w:p>
-    <w:p>
-      <w:pPr>
-        <w:spacing w:lineRule="auto" w:line="360" w:after="0"/>
-        <w:ind w:firstLine="709"/>
-        <w:jc w:val="both"/>
-      </w:pPr>
-      <w:r>
-        <w:rPr>
-          <w:rFonts w:ascii="Times New Roman" w:hAnsi="Times New Roman" w:eastAsia="Times New Roman"/>
-          <w:b w:val="0"/>
-          <w:sz w:val="28"/>
-        </w:rPr>
-        <w:t>Анализ рассматриваемых экономических категорий позволяет глубже понять логику рыночного механизма. Теоретические модели, несмотря на упрощения, дают ценные ориентиры для интерпретации реальных данных и оценки экономической политики.</w:t>
-      </w:r>
-    </w:p>
-    <w:p>
-      <w:pPr>
-        <w:spacing w:lineRule="auto" w:line="360" w:after="0"/>
-        <w:ind w:firstLine="709"/>
-        <w:jc w:val="both"/>
-      </w:pPr>
-      <w:r>
-        <w:rPr>
-          <w:rFonts w:ascii="Times New Roman" w:hAnsi="Times New Roman" w:eastAsia="Times New Roman"/>
-          <w:b w:val="0"/>
-          <w:sz w:val="28"/>
-        </w:rPr>
-        <w:t>Российская экономика характеризуется сочетанием рыночных институтов с сильной ролью государства. Это требует особого внимания к вопросам бюджетной устойчивости, инфляции и социальной защиты населения.</w:t>
-      </w:r>
-    </w:p>
-    <w:p>
-      <w:pPr>
-        <w:spacing w:lineRule="auto" w:line="360" w:after="0"/>
-        <w:ind w:firstLine="709"/>
-        <w:jc w:val="both"/>
-      </w:pPr>
-      <w:r>
-        <w:rPr>
-          <w:rFonts w:ascii="Times New Roman" w:hAnsi="Times New Roman" w:eastAsia="Times New Roman"/>
-          <w:b w:val="0"/>
-          <w:sz w:val="28"/>
-        </w:rPr>
-        <w:t>Анализ рассматриваемых экономических категорий позволяет глубже понять логику рыночного механизма. Теоретические модели, несмотря на упрощения, дают ценные ориентиры для интерпретации реальных данных и оценки экономической политики.</w:t>
-      </w:r>
-    </w:p>
-    <w:p>
-      <w:pPr>
-        <w:spacing w:lineRule="auto" w:line="360" w:after="0"/>
-        <w:ind w:firstLine="709"/>
-        <w:jc w:val="both"/>
-      </w:pPr>
-      <w:r>
-        <w:rPr>
-          <w:rFonts w:ascii="Times New Roman" w:hAnsi="Times New Roman" w:eastAsia="Times New Roman"/>
-          <w:b w:val="0"/>
-          <w:sz w:val="28"/>
-        </w:rPr>
-        <w:t>Российская экономика характеризуется сочетанием рыночных институтов с сильной ролью государства. Это требует особого внимания к вопросам бюджетной устойчивости, инфляции и социальной защиты населения.</w:t>
-      </w:r>
-    </w:p>
-    <w:p>
-      <w:pPr>
-        <w:spacing w:lineRule="auto" w:line="360" w:after="0"/>
-        <w:ind w:firstLine="709"/>
-        <w:jc w:val="both"/>
-      </w:pPr>
-      <w:r>
-        <w:rPr>
-          <w:rFonts w:ascii="Times New Roman" w:hAnsi="Times New Roman" w:eastAsia="Times New Roman"/>
-          <w:b w:val="0"/>
-          <w:sz w:val="28"/>
-        </w:rPr>
-        <w:t>Анализ рассматриваемых экономических категорий позволяет глубже понять логику рыночного механизма. Теоретические модели, несмотря на упрощения, дают ценные ориентиры для интерпретации реальных данных и оценки экономической политики.</w:t>
-      </w:r>
-    </w:p>
-    <w:p>
-      <w:pPr>
-        <w:spacing w:lineRule="auto" w:line="360" w:after="0"/>
-        <w:ind w:firstLine="709"/>
-        <w:jc w:val="both"/>
-      </w:pPr>
-      <w:r>
-        <w:rPr>
-          <w:rFonts w:ascii="Times New Roman" w:hAnsi="Times New Roman" w:eastAsia="Times New Roman"/>
-          <w:b w:val="0"/>
-          <w:sz w:val="28"/>
-        </w:rPr>
-        <w:t>Российская экономика характеризуется сочетанием рыночных институтов с сильной ролью государства. Это требует особого внимания к вопросам бюджетной устойчивости, инфляции и социальной защиты населения.</w:t>
-      </w:r>
-    </w:p>
-    <w:p>
-      <w:pPr>
-        <w:spacing w:lineRule="auto" w:line="360" w:after="0"/>
-        <w:ind w:firstLine="709"/>
-        <w:jc w:val="both"/>
-      </w:pPr>
-      <w:r>
-        <w:rPr>
-          <w:rFonts w:ascii="Times New Roman" w:hAnsi="Times New Roman" w:eastAsia="Times New Roman"/>
-          <w:b w:val="0"/>
-          <w:sz w:val="28"/>
-        </w:rPr>
-        <w:t>Анализ рассматриваемых экономических категорий позволяет глубже понять логику рыночного механизма. Теоретические модели, несмотря на упрощения, дают ценные ориентиры для интерпретации реальных данных и оценки экономической политики.</w:t>
-      </w:r>
-    </w:p>
-    <w:p>
-      <w:pPr>
-        <w:spacing w:lineRule="auto" w:line="360" w:after="120"/>
-        <w:ind w:firstLine="0"/>
-        <w:jc w:val="both"/>
-      </w:pPr>
-      <w:r>
-        <w:rPr>
-          <w:rFonts w:ascii="Times New Roman" w:hAnsi="Times New Roman" w:eastAsia="Times New Roman"/>
-          <w:b/>
-          <w:sz w:val="28"/>
-        </w:rPr>
-        <w:t>Заключение</w:t>
-      </w:r>
-    </w:p>
-    <w:p>
-      <w:pPr>
-        <w:spacing w:lineRule="auto" w:line="360" w:after="0"/>
-        <w:ind w:firstLine="709"/>
-        <w:jc w:val="both"/>
-      </w:pPr>
-      <w:r>
-        <w:rPr>
-          <w:rFonts w:ascii="Times New Roman" w:hAnsi="Times New Roman" w:eastAsia="Times New Roman"/>
-          <w:b w:val="0"/>
-          <w:sz w:val="28"/>
-        </w:rPr>
-        <w:t>Таким образом, рассмотренная тема занимает важное место в системе экономической теории и имеет непосредственное практическое значение. Полученные теоретические выводы подтверждаются решением прикладных задач и позволяют более точно оценивать рыночные процессы.</w:t>
-      </w:r>
-    </w:p>
-    <w:p>
-      <w:pPr>
-        <w:spacing w:lineRule="auto" w:line="360" w:after="0"/>
-        <w:ind w:firstLine="709"/>
-        <w:jc w:val="both"/>
-      </w:pPr>
-      <w:r>
-        <w:rPr>
-          <w:rFonts w:ascii="Times New Roman" w:hAnsi="Times New Roman" w:eastAsia="Times New Roman"/>
-          <w:b w:val="0"/>
-          <w:sz w:val="28"/>
-        </w:rPr>
-        <w:t>Знание основ микро- и макроэкономического анализа необходимо не только специалистам-экономистам, но и всем участникам рыночных отношений. Оно способствует принятию обоснованных решений, пониманию последствий изменения цен, доходов, налогов и государственных расходов.</w:t>
-      </w:r>
-    </w:p>
-    <w:p>
-      <w:pPr>
-        <w:spacing w:lineRule="auto" w:line="360" w:after="0"/>
-        <w:ind w:firstLine="709"/>
-        <w:jc w:val="both"/>
-      </w:pPr>
-      <w:r>
-        <w:rPr>
-          <w:rFonts w:ascii="Times New Roman" w:hAnsi="Times New Roman" w:eastAsia="Times New Roman"/>
-          <w:b w:val="0"/>
-          <w:sz w:val="28"/>
-        </w:rPr>
-        <w:t>Дальнейшее изучение темы предполагает углублённый анализ эмпирических данных, сопоставление теоретических моделей с реальной экономической политикой и учёт институциональных особенностей российской экономики.</w:t>
-      </w:r>
-    </w:p>
-    <w:p>
-      <w:pPr>
-        <w:spacing w:lineRule="auto" w:line="360" w:after="0"/>
-        <w:ind w:firstLine="709"/>
-        <w:jc w:val="both"/>
-      </w:pPr>
-      <w:r>
-        <w:rPr>
-          <w:rFonts w:ascii="Times New Roman" w:hAnsi="Times New Roman" w:eastAsia="Times New Roman"/>
-          <w:b w:val="0"/>
-          <w:sz w:val="28"/>
-        </w:rPr>
-        <w:t>В условиях глобализации и цифровизации экономики традиционные представления о спросе, предложении и равновесии дополняются новыми факторами: электронной коммерцией, платформенными рынками, алгоритмическим ценообразованием.</w:t>
-      </w:r>
-    </w:p>
-    <w:p>
-      <w:pPr>
-        <w:spacing w:lineRule="auto" w:line="360" w:after="0"/>
-        <w:ind w:firstLine="709"/>
-        <w:jc w:val="both"/>
-      </w:pPr>
-      <w:r>
-        <w:rPr>
-          <w:rFonts w:ascii="Times New Roman" w:hAnsi="Times New Roman" w:eastAsia="Times New Roman"/>
-          <w:b w:val="0"/>
-          <w:sz w:val="28"/>
-        </w:rPr>
-        <w:t>Практическое применение экономического анализа находит отражение в деятельности предприятий, банков, государственных органов и международных организаций. Без понимания базовых закономерностей невозможно принимать обоснованные управленческие решения.</w:t>
-      </w:r>
-    </w:p>
-    <w:p>
-      <w:pPr>
-        <w:spacing w:lineRule="auto" w:line="360" w:after="0"/>
-        <w:ind w:firstLine="709"/>
-        <w:jc w:val="both"/>
-      </w:pPr>
-      <w:r>
-        <w:rPr>
-          <w:rFonts w:ascii="Times New Roman" w:hAnsi="Times New Roman" w:eastAsia="Times New Roman"/>
-          <w:b w:val="0"/>
-          <w:sz w:val="28"/>
-        </w:rPr>
-        <w:t>В условиях глобализации и цифровизации экономики традиционные представления о спросе, предложении и равновесии дополняются новыми факторами: электронной коммерцией, платформенными рынками, алгоритмическим ценообразованием.</w:t>
-      </w:r>
-    </w:p>
-    <w:p>
-      <w:pPr>
-        <w:spacing w:lineRule="auto" w:line="360" w:after="0"/>
-        <w:ind w:firstLine="709"/>
-        <w:jc w:val="both"/>
-      </w:pPr>
-      <w:r>
-        <w:rPr>
-          <w:rFonts w:ascii="Times New Roman" w:hAnsi="Times New Roman" w:eastAsia="Times New Roman"/>
-          <w:b w:val="0"/>
-          <w:sz w:val="28"/>
-        </w:rPr>
-        <w:t>Практическое применение экономического анализа находит отражение в деятельности предприятий, банков, государственных органов и международных организаций. Без понимания базовых закономерностей невозможно принимать обоснованные управленческие решения.</w:t>
-      </w:r>
-    </w:p>
-    <w:p>
-      <w:pPr>
-        <w:spacing w:lineRule="auto" w:line="360" w:after="0"/>
-        <w:ind w:firstLine="709"/>
-        <w:jc w:val="both"/>
-      </w:pPr>
-      <w:r>
-        <w:rPr>
-          <w:rFonts w:ascii="Times New Roman" w:hAnsi="Times New Roman" w:eastAsia="Times New Roman"/>
-          <w:b w:val="0"/>
-          <w:sz w:val="28"/>
-        </w:rPr>
-        <w:t>В условиях глобализации и цифровизации экономики традиционные представления о спросе, предложении и равновесии дополняются новыми факторами: электронной коммерцией, платформенными рынками, алгоритмическим ценообразованием.</w:t>
-      </w:r>
-    </w:p>
-    <w:p>
-      <w:pPr>
-        <w:spacing w:lineRule="auto" w:line="360" w:after="0"/>
-        <w:ind w:firstLine="709"/>
-        <w:jc w:val="both"/>
-      </w:pPr>
-      <w:r>
-        <w:rPr>
-          <w:rFonts w:ascii="Times New Roman" w:hAnsi="Times New Roman" w:eastAsia="Times New Roman"/>
-          <w:b w:val="0"/>
-          <w:sz w:val="28"/>
-        </w:rPr>
-        <w:t>Практическое применение экономического анализа находит отражение в деятельности предприятий, банков, государственных органов и международных организаций. Без понимания базовых закономерностей невозможно принимать обоснованные управленческие решения.</w:t>
-      </w:r>
-    </w:p>
-    <w:p>
-      <w:pPr>
-        <w:spacing w:lineRule="auto" w:line="360" w:after="0"/>
-        <w:ind w:firstLine="709"/>
-        <w:jc w:val="both"/>
-      </w:pPr>
-      <w:r>
-        <w:rPr>
-          <w:rFonts w:ascii="Times New Roman" w:hAnsi="Times New Roman" w:eastAsia="Times New Roman"/>
-          <w:b w:val="0"/>
-          <w:sz w:val="28"/>
-        </w:rPr>
-        <w:t>В условиях глобализации и цифровизации экономики традиционные представления о спросе, предложении и равновесии дополняются новыми факторами: электронной коммерцией, платформенными рынками, алгоритмическим ценообразованием.</w:t>
-      </w:r>
-    </w:p>
-    <w:p>
-      <w:pPr>
-        <w:spacing w:lineRule="auto" w:line="360" w:after="0"/>
-        <w:ind w:firstLine="709"/>
-        <w:jc w:val="both"/>
-      </w:pPr>
-      <w:r>
-        <w:rPr>
-          <w:rFonts w:ascii="Times New Roman" w:hAnsi="Times New Roman" w:eastAsia="Times New Roman"/>
-          <w:b w:val="0"/>
-          <w:sz w:val="28"/>
-        </w:rPr>
-        <w:t>Практическое применение экономического анализа находит отражение в деятельности предприятий, банков, государственных органов и международных организаций. Без понимания базовых закономерностей невозможно принимать обоснованные управленческие решения.</w:t>
-      </w:r>
-    </w:p>
-    <w:p>
-      <w:pPr>
-        <w:spacing w:lineRule="auto" w:line="360" w:after="0"/>
-        <w:ind w:firstLine="709"/>
-        <w:jc w:val="both"/>
-      </w:pPr>
-      <w:r>
-        <w:rPr>
-          <w:rFonts w:ascii="Times New Roman" w:hAnsi="Times New Roman" w:eastAsia="Times New Roman"/>
-          <w:b w:val="0"/>
-          <w:sz w:val="28"/>
-        </w:rPr>
-        <w:t>В условиях глобализации и цифровизации экономики традиционные представления о спросе, предложении и равновесии дополняются новыми факторами: электронной коммерцией, платформенными рынками, алгоритмическим ценообразованием.</w:t>
-      </w:r>
-    </w:p>
-    <w:p>
-      <w:pPr>
-        <w:spacing w:lineRule="auto" w:line="360" w:after="0"/>
-        <w:ind w:firstLine="709"/>
-        <w:jc w:val="both"/>
-      </w:pPr>
-      <w:r>
-        <w:rPr>
-          <w:rFonts w:ascii="Times New Roman" w:hAnsi="Times New Roman" w:eastAsia="Times New Roman"/>
-          <w:b w:val="0"/>
-          <w:sz w:val="28"/>
-        </w:rPr>
-        <w:t>Практическое применение экономического анализа находит отражение в деятельности предприятий, банков, государственных органов и международных организаций. Без понимания базовых закономерностей невозможно принимать обоснованные управленческие решения.</w:t>
-      </w:r>
-    </w:p>
-    <w:p>
-      <w:pPr>
-        <w:spacing w:lineRule="auto" w:line="360" w:after="0"/>
-        <w:ind w:firstLine="709"/>
-        <w:jc w:val="both"/>
-      </w:pPr>
-      <w:r>
-        <w:rPr>
-          <w:rFonts w:ascii="Times New Roman" w:hAnsi="Times New Roman" w:eastAsia="Times New Roman"/>
-          <w:b w:val="0"/>
-          <w:sz w:val="28"/>
-        </w:rPr>
-        <w:t>В условиях глобализации и цифровизации экономики традиционные представления о спросе, предложении и равновесии дополняются новыми факторами: электронной коммерцией, платформенными рынками, алгоритмическим ценообразованием.</w:t>
-      </w:r>
-    </w:p>
-    <w:p>
-      <w:pPr>
-        <w:spacing w:lineRule="auto" w:line="360" w:after="0"/>
-        <w:ind w:firstLine="709"/>
-        <w:jc w:val="both"/>
-      </w:pPr>
-      <w:r>
-        <w:rPr>
-          <w:rFonts w:ascii="Times New Roman" w:hAnsi="Times New Roman" w:eastAsia="Times New Roman"/>
-          <w:b w:val="0"/>
-          <w:sz w:val="28"/>
-        </w:rPr>
-        <w:t>Практическое применение экономического анализа находит отражение в деятельности предприятий, банков, государственных органов и международных организаций. Без понимания базовых закономерностей невозможно принимать обоснованные управленческие решения.</w:t>
-      </w:r>
-    </w:p>
-    <w:p>
-      <w:pPr>
-        <w:spacing w:lineRule="auto" w:line="360" w:after="120"/>
-        <w:ind w:firstLine="0"/>
-        <w:jc w:val="both"/>
-      </w:pPr>
-      <w:r>
-        <w:rPr>
-          <w:rFonts w:ascii="Times New Roman" w:hAnsi="Times New Roman" w:eastAsia="Times New Roman"/>
-          <w:b/>
-          <w:sz w:val="28"/>
-        </w:rPr>
-        <w:t>Список литературы</w:t>
-      </w:r>
-    </w:p>
-    <w:p>
-      <w:pPr>
-        <w:spacing w:lineRule="auto" w:line="360" w:after="0"/>
-        <w:ind w:firstLine="709"/>
-        <w:jc w:val="both"/>
-      </w:pPr>
-      <w:r>
-        <w:rPr>
-          <w:rFonts w:ascii="Times New Roman" w:hAnsi="Times New Roman" w:eastAsia="Times New Roman"/>
-          <w:b w:val="0"/>
-          <w:sz w:val="28"/>
-        </w:rPr>
-        <w:t>1. Налоговая политика и налогообложение в Российской Федерации: учебник / под ред. Н.И. Безруковой. — М.: Юрайт, 2023.</w:t>
-      </w:r>
-    </w:p>
-    <w:p>
-      <w:pPr>
-        <w:spacing w:lineRule="auto" w:line="360" w:after="0"/>
-        <w:ind w:firstLine="709"/>
-        <w:jc w:val="both"/>
-      </w:pPr>
-      <w:r>
-        <w:rPr>
-          <w:rFonts w:ascii="Times New Roman" w:hAnsi="Times New Roman" w:eastAsia="Times New Roman"/>
-          <w:b w:val="0"/>
-          <w:sz w:val="28"/>
-        </w:rPr>
-        <w:t>2. Микроэкономика: учебник / под ред. Г.О. Громова. — М.: Юрайт, 2024.</w:t>
-      </w:r>
-    </w:p>
-    <w:p>
-      <w:pPr>
-        <w:spacing w:lineRule="auto" w:line="360" w:after="0"/>
-        <w:ind w:firstLine="709"/>
-        <w:jc w:val="both"/>
-      </w:pPr>
-      <w:r>
-        <w:rPr>
-          <w:rFonts w:ascii="Times New Roman" w:hAnsi="Times New Roman" w:eastAsia="Times New Roman"/>
-          <w:b w:val="0"/>
-          <w:sz w:val="28"/>
-        </w:rPr>
-        <w:t>3. Макроэкономика: учебник / под ред. В.Е. Макарова. — М.: ИНФРА-М, 2023.</w:t>
-      </w:r>
-    </w:p>
-    <w:p>
-      <w:pPr>
-        <w:spacing w:lineRule="auto" w:line="360" w:after="0"/>
-        <w:ind w:firstLine="709"/>
-        <w:jc w:val="both"/>
-      </w:pPr>
-      <w:r>
-        <w:rPr>
-          <w:rFonts w:ascii="Times New Roman" w:hAnsi="Times New Roman" w:eastAsia="Times New Roman"/>
-          <w:b w:val="0"/>
-          <w:sz w:val="28"/>
-        </w:rPr>
-        <w:t>4. Экономическая теория: учебник / под ред. А.С. Булатова. — М.: Юрайт, 2024.</w:t>
-      </w:r>
-    </w:p>
-    <w:p>
-      <w:pPr>
-        <w:spacing w:lineRule="auto" w:line="360" w:after="0"/>
-        <w:ind w:firstLine="709"/>
-        <w:jc w:val="both"/>
-      </w:pPr>
-      <w:r>
-        <w:rPr>
-          <w:rFonts w:ascii="Times New Roman" w:hAnsi="Times New Roman" w:eastAsia="Times New Roman"/>
-          <w:b w:val="0"/>
-          <w:sz w:val="28"/>
-        </w:rPr>
-        <w:t>5. Рынок и рыночная экономика: учебное пособие / под ред. О.В. Григорьевой. — СПб.: СЗИУ РАНХиГС, 2022.</w:t>
+        <w:t>Ответ: бремя долга на конец года — 53,2% ВНП.</w:t>
       </w:r>
     </w:p>
     <w:sectPr>
